--- a/Session 4 - Systematic Review/Deliverable_04_Systematic Review_ESP_v2.docx
+++ b/Session 4 - Systematic Review/Deliverable_04_Systematic Review_ESP_v2.docx
@@ -749,6 +749,7 @@
           <w:sz w:val="28"/>
           <w:szCs w:val="28"/>
         </w:rPr>
+        <w:lastRenderedPageBreak/>
         <w:t>Mini revisión sistemática (Mini Systematic Review)</w:t>
       </w:r>
     </w:p>
@@ -865,15 +866,26 @@
     </w:p>
     <w:p>
       <w:pPr>
+        <w:jc w:val="both"/>
+        <w:rPr>
+          <w:rFonts w:ascii="Times New Roman" w:hAnsi="Times New Roman" w:cs="Times New Roman"/>
+        </w:rPr>
+      </w:pPr>
+      <w:r>
+        <w:rPr>
+          <w:rFonts w:ascii="Times New Roman" w:hAnsi="Times New Roman" w:cs="Times New Roman"/>
+        </w:rPr>
+        <w:t>¿Cómo debería estructurarse una arquitectura de referencia basada en agentes de IA generativos especializados para automatizar y verificar el desarrollo de sistemas de información de estado críticos, garantizando su conformidad con la arquitectura empresarial y las normativas aplicables?</w:t>
+      </w:r>
+    </w:p>
+    <w:p>
+      <w:pPr>
         <w:spacing w:after="120"/>
         <w:jc w:val="both"/>
-      </w:pPr>
-      <w:r>
-        <w:rPr>
-          <w:rFonts w:ascii="Times New Roman" w:eastAsia="Times New Roman" w:hAnsi="Times New Roman"/>
-        </w:rPr>
-        <w:t>¿qué arquitecturas y mecanismos de gobernanza se han propuesto para asegurar el cumplimiento cuando se usa IA generativa/agéntica en el ciclo de vida de desarrollo de software, y con qué nivel de validación empírica?</w:t>
-      </w:r>
+        <w:rPr>
+          <w:rFonts w:ascii="Times New Roman" w:eastAsia="Times New Roman" w:hAnsi="Times New Roman"/>
+        </w:rPr>
+      </w:pPr>
     </w:p>
     <w:p>
       <w:pPr>
@@ -1209,31 +1221,105 @@
         </w:rPr>
         <w:t xml:space="preserve"> año de publicación 2022–2026 (equivalente a PUBYEAR &gt; 2021 en Scopus). </w:t>
       </w:r>
+      <w:proofErr w:type="spellStart"/>
       <w:r>
         <w:rPr>
           <w:rFonts w:ascii="Times New Roman" w:eastAsia="Times New Roman" w:hAnsi="Times New Roman"/>
           <w:b/>
-        </w:rPr>
-        <w:t>Resultado:</w:t>
-      </w:r>
-      <w:r>
-        <w:rPr>
-          <w:rFonts w:ascii="Times New Roman" w:eastAsia="Times New Roman" w:hAnsi="Times New Roman"/>
-        </w:rPr>
-        <w:t xml:space="preserve"> 2 documentos. </w:t>
-      </w:r>
+          <w:lang w:val="en-US"/>
+        </w:rPr>
+        <w:t>Resultado</w:t>
+      </w:r>
+      <w:proofErr w:type="spellEnd"/>
       <w:r>
         <w:rPr>
           <w:rFonts w:ascii="Times New Roman" w:eastAsia="Times New Roman" w:hAnsi="Times New Roman"/>
           <w:b/>
-        </w:rPr>
-        <w:t>Fecha de ejecución:</w:t>
-      </w:r>
-      <w:r>
-        <w:rPr>
-          <w:rFonts w:ascii="Times New Roman" w:eastAsia="Times New Roman" w:hAnsi="Times New Roman"/>
-        </w:rPr>
-        <w:t xml:space="preserve"> octubre de 2026.</w:t>
+          <w:lang w:val="en-US"/>
+        </w:rPr>
+        <w:t>:</w:t>
+      </w:r>
+      <w:r>
+        <w:rPr>
+          <w:rFonts w:ascii="Times New Roman" w:eastAsia="Times New Roman" w:hAnsi="Times New Roman"/>
+          <w:lang w:val="en-US"/>
+        </w:rPr>
+        <w:t xml:space="preserve"> 2 </w:t>
+      </w:r>
+      <w:proofErr w:type="spellStart"/>
+      <w:r>
+        <w:rPr>
+          <w:rFonts w:ascii="Times New Roman" w:eastAsia="Times New Roman" w:hAnsi="Times New Roman"/>
+          <w:lang w:val="en-US"/>
+        </w:rPr>
+        <w:t>documentos</w:t>
+      </w:r>
+      <w:proofErr w:type="spellEnd"/>
+      <w:r>
+        <w:rPr>
+          <w:rFonts w:ascii="Times New Roman" w:eastAsia="Times New Roman" w:hAnsi="Times New Roman"/>
+          <w:lang w:val="en-US"/>
+        </w:rPr>
+        <w:t xml:space="preserve">. </w:t>
+      </w:r>
+      <w:proofErr w:type="spellStart"/>
+      <w:r>
+        <w:rPr>
+          <w:rFonts w:ascii="Times New Roman" w:eastAsia="Times New Roman" w:hAnsi="Times New Roman"/>
+          <w:b/>
+          <w:lang w:val="en-US"/>
+        </w:rPr>
+        <w:t>Fecha</w:t>
+      </w:r>
+      <w:proofErr w:type="spellEnd"/>
+      <w:r>
+        <w:rPr>
+          <w:rFonts w:ascii="Times New Roman" w:eastAsia="Times New Roman" w:hAnsi="Times New Roman"/>
+          <w:b/>
+          <w:lang w:val="en-US"/>
+        </w:rPr>
+        <w:t xml:space="preserve"> de </w:t>
+      </w:r>
+      <w:proofErr w:type="spellStart"/>
+      <w:r>
+        <w:rPr>
+          <w:rFonts w:ascii="Times New Roman" w:eastAsia="Times New Roman" w:hAnsi="Times New Roman"/>
+          <w:b/>
+          <w:lang w:val="en-US"/>
+        </w:rPr>
+        <w:t>ejecución</w:t>
+      </w:r>
+      <w:proofErr w:type="spellEnd"/>
+      <w:r>
+        <w:rPr>
+          <w:rFonts w:ascii="Times New Roman" w:eastAsia="Times New Roman" w:hAnsi="Times New Roman"/>
+          <w:b/>
+          <w:lang w:val="en-US"/>
+        </w:rPr>
+        <w:t>:</w:t>
+      </w:r>
+      <w:r>
+        <w:rPr>
+          <w:rFonts w:ascii="Times New Roman" w:eastAsia="Times New Roman" w:hAnsi="Times New Roman"/>
+          <w:lang w:val="en-US"/>
+        </w:rPr>
+        <w:t xml:space="preserve"> </w:t>
+      </w:r>
+      <w:proofErr w:type="spellStart"/>
+      <w:r>
+        <w:rPr>
+          <w:rFonts w:ascii="Times New Roman" w:eastAsia="Times New Roman" w:hAnsi="Times New Roman"/>
+          <w:lang w:val="en-US"/>
+        </w:rPr>
+        <w:t>octubre</w:t>
+      </w:r>
+      <w:proofErr w:type="spellEnd"/>
+      <w:r>
+        <w:rPr>
+          <w:rFonts w:ascii="Times New Roman" w:eastAsia="Times New Roman" w:hAnsi="Times New Roman"/>
+          <w:lang w:val="en-US"/>
+        </w:rPr>
+        <w:t xml:space="preserve"> de 2026.</w:t>
       </w:r>
     </w:p>
     <w:p>
@@ -1889,7 +1975,7 @@
       </w:pPr>
       <w:r>
         <w:rPr>
-          <w:rFonts w:ascii="Times New Roman" w:hAnsi="Times New Roman" w:eastAsia="Times New Roman"/>
+          <w:rFonts w:ascii="Times New Roman" w:eastAsia="Times New Roman" w:hAnsi="Times New Roman"/>
         </w:rPr>
         <w:t>ALICIA devolvió 0 (cero) documentos.</w:t>
       </w:r>
@@ -1905,7 +1991,7 @@
       </w:pPr>
       <w:r>
         <w:rPr>
-          <w:rFonts w:ascii="Times New Roman" w:hAnsi="Times New Roman" w:eastAsia="Times New Roman"/>
+          <w:rFonts w:ascii="Times New Roman" w:eastAsia="Times New Roman" w:hAnsi="Times New Roman"/>
         </w:rPr>
         <w:t>RENATI — SUNEDU devolvió 0 (cero) documentos.</w:t>
       </w:r>
@@ -1931,7 +2017,7 @@
         <w:rPr>
           <w:rFonts w:ascii="Times New Roman" w:eastAsia="Times New Roman" w:hAnsi="Times New Roman"/>
         </w:rPr>
-        <w:t>Los 23 registros se cribaron frente a CI1–CI5 y CE1–CE5 usando título y metadatos. Resultaron 10 estudios incluidos (cumplen el requisito del entregable de analizar 10 papers), 4 registros en reserva por CI3/CI4 no evidentes (pendientes de verificar el resumen) y 9 excluidos. El detalle por registro figura en la Tabla 1 y los totales en el diagrama PRISMA.</w:t>
+        <w:t>Los 23 registros se cribaron frente a CI1–CI5 y CE1–CE5 usando título y metadatos. Resultaron 10 estudios incluidos (cumplen el requisito del entregable de analizar 10 papers), 4 registros en reserva por CI3/CI4 no evidentes (pendientes de verificar el resumen) y 9 excluidos. El detalle por registro figura en la Tabla 1 y los totales en el diagrama PRISMA. Los 10 estudios incluidos se leyeron después con mayor detalle: en texto completo (#1, #2, #3 y #8 de la Tabla 2) o a partir del resumen publicado por el editor (#4, #5, #6, #7, #9 y #10).</w:t>
       </w:r>
     </w:p>
     <w:p>
@@ -2178,7 +2264,23 @@
                 <w:sz w:val="17"/>
                 <w:lang w:val="en-US"/>
               </w:rPr>
-              <w:t xml:space="preserve">, Cho &amp; Woo (2027). Architecting Reliable LLM-Integrated Simulation: From Code Generation to Tool-Augmented Interaction in Production Planning. </w:t>
+              <w:t>, Cho &amp; Woo (2027</w:t>
+            </w:r>
+            <w:r>
+              <w:rPr>
+                <w:rFonts w:ascii="Times New Roman" w:eastAsia="Times New Roman" w:hAnsi="Times New Roman"/>
+                <w:sz w:val="17"/>
+                <w:lang w:val="en-US"/>
+              </w:rPr>
+              <w:t>*</w:t>
+            </w:r>
+            <w:r>
+              <w:rPr>
+                <w:rFonts w:ascii="Times New Roman" w:eastAsia="Times New Roman" w:hAnsi="Times New Roman"/>
+                <w:sz w:val="17"/>
+                <w:lang w:val="en-US"/>
+              </w:rPr>
+              <w:t xml:space="preserve">). Architecting Reliable LLM-Integrated Simulation: From Code Generation to Tool-Augmented Interaction in Production Planning. </w:t>
             </w:r>
             <w:r>
               <w:rPr>
@@ -2286,7 +2388,7 @@
                 <w:rFonts w:ascii="Times New Roman" w:eastAsia="Times New Roman" w:hAnsi="Times New Roman"/>
                 <w:sz w:val="17"/>
               </w:rPr>
-              <w:t>Excluido: CI5 (año 2027 en Scopus, fuera de 2022–2026); CI4 no evidente.</w:t>
+              <w:t>ExcluidoCI4 no evidente.</w:t>
             </w:r>
           </w:p>
         </w:tc>
@@ -2346,7 +2448,25 @@
                 <w:sz w:val="17"/>
                 <w:lang w:val="en-US"/>
               </w:rPr>
-              <w:t xml:space="preserve">] (2027). 25th International Conference on Perspectives in Business Informatics Research, BIR 2026. </w:t>
+              <w:t>] (2027</w:t>
+            </w:r>
+            <w:r>
+              <w:rPr>
+                <w:rFonts w:ascii="Times New Roman" w:eastAsia="Times New Roman" w:hAnsi="Times New Roman"/>
+                <w:sz w:val="17"/>
+                <w:lang w:val="en-US"/>
+              </w:rPr>
+              <w:t>*</w:t>
+            </w:r>
+            <w:bookmarkStart w:id="0" w:name="_GoBack"/>
+            <w:bookmarkEnd w:id="0"/>
+            <w:r>
+              <w:rPr>
+                <w:rFonts w:ascii="Times New Roman" w:eastAsia="Times New Roman" w:hAnsi="Times New Roman"/>
+                <w:sz w:val="17"/>
+                <w:lang w:val="en-US"/>
+              </w:rPr>
+              <w:t xml:space="preserve">). 25th International Conference on Perspectives in Business Informatics Research, BIR 2026. </w:t>
             </w:r>
             <w:proofErr w:type="spellStart"/>
             <w:r>
@@ -3695,7 +3815,7 @@
                 <w:rFonts w:ascii="Times New Roman" w:eastAsia="Times New Roman" w:hAnsi="Times New Roman"/>
                 <w:sz w:val="17"/>
               </w:rPr>
-              <w:t>—</w:t>
+              <w:t>0</w:t>
             </w:r>
           </w:p>
         </w:tc>
@@ -5640,7 +5760,7 @@
           <w:i/>
           <w:sz w:val="19"/>
         </w:rPr>
-        <w:t>Tabla 1. Resultados de la búsqueda y decisión de cribado. Cit. = citas en Scopus (— = sin dato). Fuente: elaboración propia a partir de Scopus y Semantic Scholar.</w:t>
+        <w:t>Tabla 1. Resultados de la búsqueda y decisión de cribado. Cit. = citas en Scopus (— = sin dato). Fuente: elaboración propia a partir de Scopus y Semantic Scholar. * Año asignado por Scopus en la exportación (posterior a la fecha de ejecución de la búsqueda y fuera del rango 2022–2026 de CI5);</w:t>
       </w:r>
     </w:p>
     <w:p>
@@ -5667,7 +5787,31 @@
         <w:rPr>
           <w:rFonts w:ascii="Times New Roman" w:eastAsia="Times New Roman" w:hAnsi="Times New Roman"/>
         </w:rPr>
-        <w:t>La Tabla 2 presenta los 10 estudios que cumplen CI1–CI5 y no incurren en CE1–CE5. Los registros #4, #6, #12 y #19 de la Tabla 1 cumplen el resto de criterios, pero CI4 (o CI3) no es evidente en título y metadatos; quedan como reserva hasta verificarlos en el resumen.</w:t>
+        <w:t xml:space="preserve">La Tabla 2 presenta los 10 estudios que cumplen CI1–CI5 y no incurren en CE1–CE5. Los registros #4, #6, #12 y #19 de la Tabla 1 cumplen el resto de criterios, pero CI4 (o CI3) no es evidente en título y metadatos; quedan como reserva hasta verificarlos en el resumen. La columna </w:t>
+      </w:r>
+      <w:r>
+        <w:rPr>
+          <w:rFonts w:ascii="Times New Roman" w:eastAsia="Times New Roman" w:hAnsi="Times New Roman"/>
+        </w:rPr>
+        <w:t>“</w:t>
+      </w:r>
+      <w:r>
+        <w:rPr>
+          <w:rFonts w:ascii="Times New Roman" w:eastAsia="Times New Roman" w:hAnsi="Times New Roman"/>
+        </w:rPr>
+        <w:t>Aporte / enfoque</w:t>
+      </w:r>
+      <w:r>
+        <w:rPr>
+          <w:rFonts w:ascii="Times New Roman" w:eastAsia="Times New Roman" w:hAnsi="Times New Roman"/>
+        </w:rPr>
+        <w:t>”</w:t>
+      </w:r>
+      <w:r>
+        <w:rPr>
+          <w:rFonts w:ascii="Times New Roman" w:eastAsia="Times New Roman" w:hAnsi="Times New Roman"/>
+        </w:rPr>
+        <w:t xml:space="preserve"> indica la base de lectura: [Texto completo] cuando se leyó el artículo completo, o [Resumen del editor] cuando solo se dispuso del resumen publicado en IEEE Xplore.</w:t>
       </w:r>
     </w:p>
     <w:tbl>
@@ -6051,7 +6195,7 @@
                 <w:rFonts w:ascii="Times New Roman" w:eastAsia="Times New Roman" w:hAnsi="Times New Roman"/>
                 <w:sz w:val="17"/>
               </w:rPr>
-              <w:t>Agentes de IA en flujos clínicos: caso de estudio sobre arquitectura, MLOps y gobernanza (por título). Dominio regulado (salud).</w:t>
+              <w:t>[Texto completo] Caso de estudio industrial de la plataforma “Maria” (atención primaria de salud, Brasil, en producción), presentada como arquitectura de referencia: Clean Architecture más arquitectura orientada a eventos, el agente como unidad de modularidad con ciclo MLOps propio y gobernanza human-in-the-loop (HITL) con registro de auditoría inmutable. Evidencia observacional de producción (mediana de latencia de la API de 6,13 ms; 0,0 % de fallos en endpoints críticos de agentes; de 144 revisiones clínicas explícitas, 81 % aprobadas, 19 % corregidas y 0 % rechazadas), sin línea base comparativa; la generalización se deja como trabajo futuro. Dominio regulado (salud); la IA es el sistema gobernado.</w:t>
             </w:r>
           </w:p>
         </w:tc>
@@ -6075,6 +6219,7 @@
                 <w:rFonts w:ascii="Times New Roman" w:eastAsia="Times New Roman" w:hAnsi="Times New Roman"/>
                 <w:sz w:val="17"/>
               </w:rPr>
+              <w:lastRenderedPageBreak/>
               <w:t>2</w:t>
             </w:r>
           </w:p>
@@ -6283,7 +6428,7 @@
                 <w:rFonts w:ascii="Times New Roman" w:eastAsia="Times New Roman" w:hAnsi="Times New Roman"/>
                 <w:sz w:val="17"/>
               </w:rPr>
-              <w:t>Framework para integrar IA agéntica en el desarrollo; revisión sistemática y análisis multicaso de 4 proyectos empresariales; reporta sin violaciones de cumplimiento.</w:t>
+              <w:t>[Texto completo] Marco arquitectónico (percepción, razonamiento, memoria y acción, con gobernanza y observabilidad) y modelo de gobernanza basado en políticas (policy engine, HITL) para integrar IA agéntica en el SDLC. Revisión sistemática (2024–2025) y estudio multicaso cuasi-experimental pre/post en 4 proyectos de una misma corporación (8 semanas de línea base y 12 de tratamiento; prueba de Wilcoxon): reducción del tiempo de ciclo de 40–55 % y del MTTR de 33–48 %, sin brechas de cumplimiento observadas. Límites declarados: N = 4, una sola organización, sin aleatorización; las fases de requisitos y arquitectura se tratan solo de forma conceptual.</w:t>
             </w:r>
           </w:p>
         </w:tc>
@@ -6496,7 +6641,7 @@
                 <w:rFonts w:ascii="Times New Roman" w:eastAsia="Times New Roman" w:hAnsi="Times New Roman"/>
                 <w:sz w:val="17"/>
               </w:rPr>
-              <w:t>Taxonomía de cuatro capas de complejidad (A–D) y cinco perspectivas, que incluyen autonomía técnica y gobernanza de datos.</w:t>
+              <w:t>[Texto completo] Taxonomía conceptual de casos de uso de IA generativa en cuatro niveles de complejidad (A asistentes de trabajo, B generación automática de código, C generación de texto integrada en sistemas, D uso de herramientas) y cinco perspectivas (contexto de aplicación, creación de valor, alineación estratégica, autonomía técnica y gobernanza de datos/Data Mesh), dirigida a arquitectos empresariales. Se apoya en literatura académica y de la industria; el propio autor indica que requiere validación empírica.</w:t>
             </w:r>
           </w:p>
         </w:tc>
@@ -6659,7 +6804,7 @@
                 <w:rFonts w:ascii="Times New Roman" w:eastAsia="Times New Roman" w:hAnsi="Times New Roman"/>
                 <w:sz w:val="17"/>
               </w:rPr>
-              <w:t>Arquitectura conceptual zero-trust para integrar LLM y agentes autónomos de forma segura (por título).</w:t>
+              <w:t>[Resumen del editor] Marco arquitectónico Zero Trust con formalización matemática para ecosistemas multiagente (agentes de codificación autónomos): puerta de enlace semántica, entornos aislados efímeros y autorización continua mediante redes neuronales de grafos heterogéneos (HGNN). El resumen reporta validación por simulación de 100 000 transacciones asíncronas, con tasa de verdaderos positivos superior al 98,7 % en la detección de vulnerabilidades de ejecución remota de código y pocos falsos positivos. Foco en seguridad.</w:t>
             </w:r>
           </w:p>
         </w:tc>
@@ -6861,7 +7006,7 @@
                 <w:rFonts w:ascii="Times New Roman" w:eastAsia="Times New Roman" w:hAnsi="Times New Roman"/>
                 <w:sz w:val="17"/>
               </w:rPr>
-              <w:t>Arquitectura de referencia GenAI con conciencia de cumplimiento en un dominio regulado (seguros de vida) (por título).</w:t>
+              <w:t>[Resumen del editor] Arquitectura de referencia con conciencia de cumplimiento que separa la generación probabilística de la verificación determinista del cumplimiento (recuperación para sustento, validación automatizada y revisión humana) para documentos de seguros de vida. Evaluada con 4 LLM, 50 casos de prueba y 186 comparaciones frente a una línea base: 80 % menos de afirmaciones sin sustento (26,5 % a 5,3 %) y 100 % de aprobación (73 % listos para enviar). Dominio regulado (seguros); síntesis de documentos, no desarrollo de software.</w:t>
             </w:r>
           </w:p>
         </w:tc>
@@ -7044,7 +7189,7 @@
                 <w:rFonts w:ascii="Times New Roman" w:eastAsia="Times New Roman" w:hAnsi="Times New Roman"/>
                 <w:sz w:val="17"/>
               </w:rPr>
-              <w:t>Arquitectura de referencia para IA agéntica gobernada en plataformas de software (por título).</w:t>
+              <w:t>[Resumen del editor] Plano de control de gobernanza para IA agéntica en plataformas de software, en cuatro capas (interpretación de intención con LLM, planificación con políticas, ejecución protegida sobre APIs, y telemetría, auditoría y reversión) y “autonomía acotada” (políticas declarativas, puertas de aprobación, validación en ejecución y listas de permitidos). Se ilustra con escenarios empresariales (despliegue de funcionalidades asistido por IA, triage de incidencias) y mediciones sobre un prototipo; el resumen disponible aparece truncado.</w:t>
             </w:r>
           </w:p>
         </w:tc>
@@ -7210,7 +7355,7 @@
                 <w:rFonts w:ascii="Times New Roman" w:eastAsia="Times New Roman" w:hAnsi="Times New Roman"/>
                 <w:sz w:val="17"/>
               </w:rPr>
-              <w:t>Repositorios de módulos certificados por humanos, con procedencia y contratos de interfaz; diseño de referencia, análisis de vulnerabilidades y gobernanza (resumen en arXiv:2603.02512).</w:t>
+              <w:t>[Resumen del editor] Repositorios de módulos certificados por humanos (HCMR): arquitectura de referencia con flujo de certificación y procedencia, contratos de interfaz explícitos, análisis de superficies de amenaza y lecciones de fallas recientes, para el ensamblaje seguro de software por humanos y agentes de IA. Discute gobernanza y rendición de cuentas; el resumen no declara evaluación empírica.</w:t>
             </w:r>
           </w:p>
         </w:tc>
@@ -7376,7 +7521,7 @@
                 <w:rFonts w:ascii="Times New Roman" w:eastAsia="Times New Roman" w:hAnsi="Times New Roman"/>
                 <w:sz w:val="17"/>
               </w:rPr>
-              <w:t>Arquitectura de guardarraíles de entrada en dos capas para proteger sistemas de preguntas y respuestas sobre big data (por título).</w:t>
+              <w:t>[Texto completo] Safe-BigQA: arquitectura de referencia orientada a seguridad para sistemas de preguntas y respuestas sobre big data, con guardarraíles de entrada en dos capas (modelo de lenguaje pequeño como filtro y LLM como respaldo). Experimentos de detección de jailbreak con 3 conjuntos de datos y 6 modelos: F1 de hasta 62,87 % y mejora de 9,64 % sobre LlamaGuard. Seguridad de un sistema en operación, no apoyo al desarrollo; los autores señalan que la eficacia depende de la calidad del análisis de la primera etapa.</w:t>
             </w:r>
           </w:p>
         </w:tc>
@@ -7560,7 +7705,7 @@
                 <w:rFonts w:ascii="Times New Roman" w:eastAsia="Times New Roman" w:hAnsi="Times New Roman"/>
                 <w:sz w:val="17"/>
               </w:rPr>
-              <w:t>Principios de diseño y arquitecturas para IA generativa libre de sesgo y autoevolutiva (por título).</w:t>
+              <w:t>[Resumen del editor] Marco y arquitectura de referencia para pipelines de IA generativa libres de sesgo y autoevolutivos: orquestación consciente de equidad, mecanismos de explicabilidad, resiliencia ante envenenamiento de prompts y de datos, y aprendizaje por refuerzo con humano en el bucle, con atención al cumplimiento de regulaciones de IA. El resumen no declara evaluación empírica.</w:t>
             </w:r>
           </w:p>
         </w:tc>
@@ -7602,7 +7747,7 @@
                 <w:sz w:val="17"/>
                 <w:lang w:val="en-US"/>
               </w:rPr>
-              <w:t xml:space="preserve">Joshi (2024). Secure Software Architecture for Enterprise Generative Artificial Intelligence. Int. Scientific and Technical Conf. on Computer Sciences and Information Technologies. </w:t>
+              <w:t xml:space="preserve">Joshi (2024). Secure Software Architecture for Enterprise Generative Artificial Intelligence. 2024 IEEE 19th International Conference on Computer Science and Information Technologies (CSIT). </w:t>
             </w:r>
             <w:r>
               <w:rPr>
@@ -7716,7 +7861,7 @@
                 <w:rFonts w:ascii="Times New Roman" w:eastAsia="Times New Roman" w:hAnsi="Times New Roman"/>
                 <w:sz w:val="17"/>
               </w:rPr>
-              <w:t>Arquitectura de software segura para IA generativa empresarial (por título).</w:t>
+              <w:t>[Resumen del editor] Patrón de diseño de arquitectura segura para IA generativa en aplicaciones empresariales (seguridad y privacidad de datos sensibles), ilustrado con un prototipo técnico de un caso de uso de marketing de producto. El resumen no declara evaluación empírica; dominio comercial.</w:t>
             </w:r>
           </w:p>
         </w:tc>
@@ -7784,7 +7929,7 @@
         <w:rPr>
           <w:rFonts w:ascii="Times New Roman" w:eastAsia="Times New Roman" w:hAnsi="Times New Roman"/>
         </w:rPr>
-        <w:t xml:space="preserve"> 8 de 10 estudios proponen un artefacto arquitectónico (arquitectura de referencia o conceptual, framework o diseño de referencia): #2, #4, #5, #6, #7, #8, #9 y #10; en 6 de ellos (#4, #5, #6, #8, #9 y #10) esto se infiere solo del título. El #1 es un caso de estudio de arquitectura y gobernanza, y el #3 una taxonomía de casos de uso, sin artefacto arquitectónico.</w:t>
+        <w:t xml:space="preserve"> 9 de 10 estudios proponen o presentan una arquitectura (arquitectura de referencia, marco, patrón o diseño de referencia): #1, #2, #4, #5, #6, #7, #8, #9 y #10, según el texto completo (#1, #2, #8) o el resumen del editor (#4–#7, #9, #10). El #3 es una taxonomía de casos de uso, sin artefacto arquitectónico.</w:t>
       </w:r>
     </w:p>
     <w:p>
@@ -7804,13 +7949,13 @@
           <w:rFonts w:ascii="Times New Roman" w:eastAsia="Times New Roman" w:hAnsi="Times New Roman"/>
           <w:b/>
         </w:rPr>
-        <w:t>La gobernanza y el cumplimiento son explícitos en 6 de 10 estudios.</w:t>
-      </w:r>
-      <w:r>
-        <w:rPr>
-          <w:rFonts w:ascii="Times New Roman" w:eastAsia="Times New Roman" w:hAnsi="Times New Roman"/>
-        </w:rPr>
-        <w:t xml:space="preserve"> Aparecen en #1, #2, #3, #5, #6 y #7: gobernanza de agentes (#1, #6), framework con evaluación de cumplimiento (#2), riesgo y gobernanza de datos (#3), cumplimiento normativo (#5) y certificación con procedencia (#7). Los otros cuatro abordan seguridad o mitigación de riesgos técnicos: zero-trust (#4), guardarraíles de entrada (#8), arquitectura de software segura (#10) y sesgo (#9).</w:t>
+        <w:t>La gobernanza y el cumplimiento son explícitos en 7 de 10 estudios.</w:t>
+      </w:r>
+      <w:r>
+        <w:rPr>
+          <w:rFonts w:ascii="Times New Roman" w:eastAsia="Times New Roman" w:hAnsi="Times New Roman"/>
+        </w:rPr>
+        <w:t xml:space="preserve"> Aparecen en #1, #2, #3, #5, #6, #7 y #9: gobernanza de agentes con human-in-the-loop (#1, #6), marco con gobernanza basada en políticas y evaluación de cumplimiento (#2), riesgo y gobernanza de datos (#3), cumplimiento normativo con verificación determinista separada de la generación (#5), certificación con procedencia y rendición de cuentas (#7) y cumplimiento de regulaciones de IA (#9). Los otros tres abordan seguridad: zero-trust (#4), guardarraíles de entrada (#8) y arquitectura segura para IA empresarial (#10).</w:t>
       </w:r>
     </w:p>
     <w:p>
@@ -7830,13 +7975,13 @@
           <w:rFonts w:ascii="Times New Roman" w:eastAsia="Times New Roman" w:hAnsi="Times New Roman"/>
           <w:b/>
         </w:rPr>
-        <w:t>Evidencia empírica escasa o no verificable.</w:t>
-      </w:r>
-      <w:r>
-        <w:rPr>
-          <w:rFonts w:ascii="Times New Roman" w:eastAsia="Times New Roman" w:hAnsi="Times New Roman"/>
-        </w:rPr>
-        <w:t xml:space="preserve"> Solo el #2 reporta una evaluación empírica identificable (análisis multicaso de 4 proyectos empresariales, sin violaciones de cumplimiento y con límites de generalización declarados). El #7 presenta análisis de vulnerabilidades sin evaluación empírica declarada, y en #4, #5, #6, #8, #9 y #10 la validación no puede verificarse porque solo se leyó el título.</w:t>
+        <w:t>Evidencia empírica heterogénea y, en general, limitada.</w:t>
+      </w:r>
+      <w:r>
+        <w:rPr>
+          <w:rFonts w:ascii="Times New Roman" w:eastAsia="Times New Roman" w:hAnsi="Times New Roman"/>
+        </w:rPr>
+        <w:t xml:space="preserve"> 6 de 10 estudios reportan alguna evaluación: observación en producción sin línea base (#1), cuasi-experimento pre/post en 4 proyectos de una sola organización (#2), simulación (#4), comparación frente a una línea base en 186 casos (#5), mediciones sobre un prototipo (#6, según el resumen) y experimentos de jailbreak con 3 conjuntos de datos (#8). Los otros 4 no declaran evaluación empírica: #3 (lo reconoce expresamente), #7, #9 y #10 (prototipo ilustrativo). Solo el #2 evalúa IA agéntica en proyectos reales de desarrollo de software, con límites de generalización declarados.</w:t>
       </w:r>
     </w:p>
     <w:p>
@@ -7862,7 +8007,7 @@
         <w:rPr>
           <w:rFonts w:ascii="Times New Roman" w:eastAsia="Times New Roman" w:hAnsi="Times New Roman"/>
         </w:rPr>
-        <w:t xml:space="preserve"> Predominan los entornos empresariales y comerciales; los dominios regulados explícitos en los títulos son salud (#1) y seguros (#5). Solo el #2 trata expresamente el uso de IA agéntica dentro de la ingeniería de software; en #1, #4, #5, #8, #9 y #10 la IA es el sistema que se debe gobernar o proteger, no el apoyo al desarrollo (por título). Ningún título alude a gobierno digital, sector público o seguridad social.</w:t>
+        <w:t xml:space="preserve"> Predominan los entornos empresariales y comerciales; los dominios regulados explícitos son salud (#1) y seguros (#5), y el #2 se aplicó en una corporación de finanzas, salud y analítica. La IA se trata como apoyo al desarrollo u operación de software en #2 (IA agéntica en el SDLC), #4 (agentes de codificación autónomos), #6 (agentes en plataformas de software) y #7 (desarrollo asistido por IA); en #1, #5, #8, #9 y #10 la IA es el sistema que se debe gobernar o proteger, y el #3 clasifica casos de uso (incluida la generación automática de código). Ni los textos completos (#1, #2, #3, #8) ni los resúmenes (#4–#7, #9, #10) aluden a gobierno digital, sector público o seguridad social.</w:t>
       </w:r>
     </w:p>
     <w:p>
@@ -7888,7 +8033,7 @@
         <w:rPr>
           <w:rFonts w:ascii="Times New Roman" w:eastAsia="Times New Roman" w:hAnsi="Times New Roman"/>
         </w:rPr>
-        <w:t xml:space="preserve"> 9 de los 10 estudios son de 2026 y uno de 2024 (#10); hay 8 conferencias y 2 artículos de revista (#2 y #3); las citas en Scopus van de 0 a 4 (sin dato para #5). Es un campo emergente y todavía poco consolidado.</w:t>
+        <w:t xml:space="preserve"> 9 de los 10 estudios son de 2026 y uno de 2024 (#10); hay 8 conferencias y 2 artículos de revista (#2 y #3); las citas en Scopus van de 0 a 4. Es un campo emergente y todavía poco consolidado.</w:t>
       </w:r>
     </w:p>
     <w:p>
@@ -7908,7 +8053,6 @@
           <w:b/>
           <w:sz w:val="24"/>
         </w:rPr>
-        <w:lastRenderedPageBreak/>
         <w:t>Limitaciones de esta revisión</w:t>
       </w:r>
     </w:p>
@@ -7924,33 +8068,7 @@
         <w:rPr>
           <w:rFonts w:ascii="Times New Roman" w:eastAsia="Times New Roman" w:hAnsi="Times New Roman"/>
         </w:rPr>
-        <w:t>(i) Cobertura de bases: solo Scopus y Semantic Scholar; ALICIA–CONCYTEC y RENATI–SUNEDU devolvieron 0 registros. (ii) El cribado de los 23 registros se hizo solo con título y metadatos (la exportación no incluye resúmenes) y por un único revisor; los 4 registros en reserva (Tabla 1, #4, #6, #12 y #19), entre ellos Elsisi et al. (2026) y Bandeira et al. (2026), cercanos al ciclo de vida del software, podrían modificar la síntesis. (iii) Para 7 de los 10 estudios incluidos la lectura se limitó a título y metadatos, por lo que su aporte y su validación empírica son inferidos y la síntesis es provisional. (</w:t>
-      </w:r>
-      <w:proofErr w:type="spellStart"/>
-      <w:r>
-        <w:rPr>
-          <w:rFonts w:ascii="Times New Roman" w:eastAsia="Times New Roman" w:hAnsi="Times New Roman"/>
-        </w:rPr>
-        <w:t>i</w:t>
-      </w:r>
-      <w:r>
-        <w:rPr>
-          <w:rFonts w:ascii="Times New Roman" w:eastAsia="Times New Roman" w:hAnsi="Times New Roman"/>
-        </w:rPr>
-        <w:t>v</w:t>
-      </w:r>
-      <w:proofErr w:type="spellEnd"/>
-      <w:r>
-        <w:rPr>
-          <w:rFonts w:ascii="Times New Roman" w:eastAsia="Times New Roman" w:hAnsi="Times New Roman"/>
-        </w:rPr>
-        <w:t>) Se excluyó la literatura gris, las tesis y los capítulos sin revisión por pares (CE5) y se limitó el idioma a inglés y español (CE4), por lo que quedan fuera estándares y guías de gobernanza de IA (p. ej., ISO/IEC 42001, NIST AI RMF). (v) La búsqueda se ejecutó entre setiembre y octubre de 2026</w:t>
-      </w:r>
-      <w:r>
-        <w:rPr>
-          <w:rFonts w:ascii="Times New Roman" w:eastAsia="Times New Roman" w:hAnsi="Times New Roman"/>
-        </w:rPr>
-        <w:t>.</w:t>
+        <w:t>(i) Cobertura de bases: solo Scopus y Semantic Scholar; ALICIA–CONCYTEC y RENATI–SUNEDU devolvieron 0 registros. (ii) El cribado de los 23 registros se hizo solo con título y metadatos (la exportación no incluye resúmenes) y por un único revisor; los 4 registros en reserva (Tabla 1, #4, #6, #12 y #19), entre ellos Elsisi et al. (2026) y Bandeira et al. (2026), cercanos al ciclo de vida del software, no se han leído y podrían modificar la síntesis. (iii) De los 10 estudios incluidos, 4 se leyeron en texto completo (#1, #2, #3 y #8) y 6 solo a partir del resumen del editor (#4, #5, #6, #7, #9 y #10; el texto completo no estuvo disponible), por lo que para estos últimos el aporte y la validación empírica son los que declara el resumen (el del #6 aparece truncado) y la síntesis sigue siendo provisional. La extracción de datos la hizo un único revisor y no se realizó una evaluación formal de la calidad metodológica ni del riesgo de sesgo. (iv) Se excluyó la literatura gris, las tesis y los capítulos sin revisión por pares (CE5) y se limitó el idioma a inglés y español (CE4), por lo que quedan fuera estándares y guías de gobernanza de IA (p. ej., ISO/IEC 42001, NIST AI RMF). (v) La búsqueda se ejecutó entre setiembre y octubre de 2026.</w:t>
       </w:r>
     </w:p>
     <w:p>
@@ -7991,7 +8109,23 @@
           <w:rFonts w:ascii="Times New Roman" w:eastAsia="Times New Roman" w:hAnsi="Times New Roman"/>
           <w:sz w:val="20"/>
         </w:rPr>
-        <w:t>(2026) – Acceso directo: no verificado; Scopus: https://www.scopus.com/pages/publications/105052340880</w:t>
+        <w:t xml:space="preserve">(2026) – Acceso directo: https://doi.org/10.1145/3793653.3793774; </w:t>
+      </w:r>
+      <w:proofErr w:type="spellStart"/>
+      <w:r>
+        <w:rPr>
+          <w:rFonts w:ascii="Times New Roman" w:eastAsia="Times New Roman" w:hAnsi="Times New Roman"/>
+          <w:sz w:val="20"/>
+        </w:rPr>
+        <w:t>Scopus</w:t>
+      </w:r>
+      <w:proofErr w:type="spellEnd"/>
+      <w:r>
+        <w:rPr>
+          <w:rFonts w:ascii="Times New Roman" w:eastAsia="Times New Roman" w:hAnsi="Times New Roman"/>
+          <w:sz w:val="20"/>
+        </w:rPr>
+        <w:t>: https://www.scopus.com/pages/publications/105052340880</w:t>
       </w:r>
     </w:p>
     <w:p>
@@ -8030,7 +8164,8 @@
           <w:rFonts w:ascii="Times New Roman" w:eastAsia="Times New Roman" w:hAnsi="Times New Roman"/>
           <w:sz w:val="20"/>
         </w:rPr>
-        <w:t>• #4 Kushnerov et al. (2026) – Acceso directo: no verificado; Scopus: https://www.scopus.com/pages/publications/105042030100</w:t>
+        <w:lastRenderedPageBreak/>
+        <w:t>• #4 Kushnerov et al. (2026) – Acceso directo: https://doi.org/10.1109/ICHORA69329.2026.11537001; Scopus: https://www.scopus.com/pages/publications/105042030100</w:t>
       </w:r>
     </w:p>
     <w:p>
@@ -8043,7 +8178,7 @@
           <w:rFonts w:ascii="Times New Roman" w:eastAsia="Times New Roman" w:hAnsi="Times New Roman"/>
           <w:sz w:val="20"/>
         </w:rPr>
-        <w:t>• #5 Siddhu et al. (2026) – Acceso directo: no verificado; Scopus: https://www.scopus.com/pages/publications/105042158521</w:t>
+        <w:t>• #5 Siddhu et al. (2026) – Acceso directo: https://doi.org/10.1109/ICAISET66439.2026.11541931; Scopus: https://www.scopus.com/pages/publications/105042158521</w:t>
       </w:r>
     </w:p>
     <w:p>
@@ -8069,7 +8204,7 @@
           <w:rFonts w:ascii="Times New Roman" w:eastAsia="Times New Roman" w:hAnsi="Times New Roman"/>
           <w:sz w:val="20"/>
         </w:rPr>
-        <w:t>• #7 Enyedi (2026) – Acceso directo: https://arxiv.org/abs/2603.02512; Scopus: https://www.scopus.com/pages/publications/105045435826</w:t>
+        <w:t>• #7 Enyedi (2026) – Acceso directo: https://doi.org/10.1109/AQTR70159.2026.11577868 (versión preliminar: https://arxiv.org/abs/2603.02512); Scopus: https://www.scopus.com/pages/publications/105045435826</w:t>
       </w:r>
     </w:p>
     <w:p>
@@ -8082,7 +8217,7 @@
           <w:rFonts w:ascii="Times New Roman" w:eastAsia="Times New Roman" w:hAnsi="Times New Roman"/>
           <w:sz w:val="20"/>
         </w:rPr>
-        <w:t>• #8 Moraes et al. (2026) – Acceso directo: no verificado; Scopus: https://www.scopus.com/pages/publications/105044791237</w:t>
+        <w:t>• #8 Moraes et al. (2026) – Acceso directo: https://doi.org/10.5220/0014692300004018; Scopus: https://www.scopus.com/pages/publications/105044791237</w:t>
       </w:r>
     </w:p>
     <w:p>
@@ -8095,7 +8230,7 @@
           <w:rFonts w:ascii="Times New Roman" w:eastAsia="Times New Roman" w:hAnsi="Times New Roman"/>
           <w:sz w:val="20"/>
         </w:rPr>
-        <w:t>• #9 Zeydan y Aydeger (2026) – Acceso directo: no verificado; Scopus: https://www.scopus.com/pages/publications/105034149112</w:t>
+        <w:t>• #9 Zeydan y Aydeger (2026) – Acceso directo: https://doi.org/10.1109/CCNC65079.2026.11366270; Scopus: https://www.scopus.com/pages/publications/105034149112</w:t>
       </w:r>
     </w:p>
     <w:p>
@@ -8108,7 +8243,7 @@
           <w:rFonts w:ascii="Times New Roman" w:eastAsia="Times New Roman" w:hAnsi="Times New Roman"/>
           <w:sz w:val="20"/>
         </w:rPr>
-        <w:t>• #10 Joshi (2024) – Acceso directo: no verificado; Scopus: https://www.scopus.com/pages/publications/105005829833</w:t>
+        <w:t>• #10 Joshi (2024) – Acceso directo: https://doi.org/10.1109/CSIT65290.2024.10982676; Scopus: https://www.scopus.com/pages/publications/105005829833</w:t>
       </w:r>
     </w:p>
     <w:p>
@@ -8142,13 +8277,6 @@
         <w:spacing w:after="40"/>
         <w:ind w:left="216"/>
       </w:pPr>
-      <w:r>
-        <w:rPr>
-          <w:rFonts w:ascii="Times New Roman" w:eastAsia="Times New Roman" w:hAnsi="Times New Roman"/>
-          <w:sz w:val="20"/>
-        </w:rPr>
-        <w:t>Nota. La numeración sigue la Tabla 2; los registros en reserva citados en el texto se identifican por su número en la Tabla 1. Los enlaces de Scopus provienen de la exportación de la búsqueda y requieren acceso institucional. “No verificado” indica que aún no se confirmó la página del editor o el DOI. Los enlaces IEEE Xplore registrados antes (/document/11537001, /document/11541931, /document/11503623 y /document/11577868) no se asignan a ningún estudio hasta verificarlos.</w:t>
-      </w:r>
     </w:p>
     <w:p>
       <w:pPr>
@@ -8178,6 +8306,7 @@
           <w:sz w:val="28"/>
           <w:szCs w:val="28"/>
         </w:rPr>
+        <w:lastRenderedPageBreak/>
         <w:t>Diagrama de flujo PRISMA 2020 (PRISMA 2020 Flow Diagram)</w:t>
       </w:r>
     </w:p>
@@ -8189,7 +8318,6 @@
       <w:r>
         <w:rPr>
           <w:rFonts w:ascii="Times New Roman" w:eastAsia="Times New Roman" w:hAnsi="Times New Roman"/>
-          <w:lang w:val="en-US"/>
         </w:rPr>
         <w:t>Diagrama elaborado con la plantilla oficial PRISMA 2020 para nuevas revisiones sistemáticas que incluyeron búsquedas en bases de datos y registros (Page et al., 2021), traducida al español. Sus fases (identificación; cribado, que incluye los informes buscados y evaluados para elegibilidad; e inclusión) tienen valores no vacíos y consistentes entre sí.</w:t>
       </w:r>
@@ -8255,7 +8383,6 @@
                                 <w:color w:val="000000" w:themeColor="text1"/>
                                 <w:sz w:val="18"/>
                                 <w:szCs w:val="18"/>
-                                <w:lang w:val="en-US"/>
                               </w:rPr>
                             </w:pPr>
                             <w:r>
@@ -8265,7 +8392,6 @@
                                 <w:color w:val="000000" w:themeColor="text1"/>
                                 <w:sz w:val="18"/>
                                 <w:szCs w:val="18"/>
-                                <w:lang w:val="en-US"/>
                               </w:rPr>
                               <w:t>Identificación de estudios mediante bases de datos y registros</w:t>
                             </w:r>
@@ -8320,7 +8446,6 @@
                           <w:color w:val="000000" w:themeColor="text1"/>
                           <w:sz w:val="18"/>
                           <w:szCs w:val="18"/>
-                          <w:lang w:val="en-US"/>
                         </w:rPr>
                       </w:pPr>
                       <w:r>
@@ -8330,7 +8455,6 @@
                           <w:color w:val="000000" w:themeColor="text1"/>
                           <w:sz w:val="18"/>
                           <w:szCs w:val="18"/>
-                          <w:lang w:val="en-US"/>
                         </w:rPr>
                         <w:t>Identificación de estudios mediante bases de datos y registros</w:t>
                       </w:r>
@@ -8656,7 +8780,6 @@
                                 <w:color w:val="000000" w:themeColor="text1"/>
                                 <w:sz w:val="18"/>
                                 <w:szCs w:val="20"/>
-                                <w:lang w:val="en-US"/>
                               </w:rPr>
                             </w:pPr>
                             <w:r>
@@ -8665,7 +8788,6 @@
                                 <w:color w:val="000000" w:themeColor="text1"/>
                                 <w:sz w:val="18"/>
                                 <w:szCs w:val="20"/>
-                                <w:lang w:val="en-US"/>
                               </w:rPr>
                               <w:t>Registros identificados desde:</w:t>
                             </w:r>
@@ -8678,7 +8800,6 @@
                                 <w:color w:val="000000" w:themeColor="text1"/>
                                 <w:sz w:val="18"/>
                                 <w:szCs w:val="20"/>
-                                <w:lang w:val="en-US"/>
                               </w:rPr>
                             </w:pPr>
                             <w:r>
@@ -8687,7 +8808,6 @@
                                 <w:color w:val="000000" w:themeColor="text1"/>
                                 <w:sz w:val="18"/>
                                 <w:szCs w:val="20"/>
-                                <w:lang w:val="en-US"/>
                               </w:rPr>
                               <w:t>Scopus (n = 21)</w:t>
                             </w:r>
@@ -8807,7 +8927,6 @@
                           <w:color w:val="000000" w:themeColor="text1"/>
                           <w:sz w:val="18"/>
                           <w:szCs w:val="20"/>
-                          <w:lang w:val="en-US"/>
                         </w:rPr>
                       </w:pPr>
                       <w:r>
@@ -8816,7 +8935,6 @@
                           <w:color w:val="000000" w:themeColor="text1"/>
                           <w:sz w:val="18"/>
                           <w:szCs w:val="20"/>
-                          <w:lang w:val="en-US"/>
                         </w:rPr>
                         <w:t>Registros identificados desde:</w:t>
                       </w:r>
@@ -8829,18 +8947,27 @@
                           <w:color w:val="000000" w:themeColor="text1"/>
                           <w:sz w:val="18"/>
                           <w:szCs w:val="20"/>
-                          <w:lang w:val="en-US"/>
                         </w:rPr>
                       </w:pPr>
+                      <w:proofErr w:type="spellStart"/>
                       <w:r>
                         <w:rPr>
                           <w:rFonts w:ascii="Arial" w:hAnsi="Arial" w:cs="Arial"/>
                           <w:color w:val="000000" w:themeColor="text1"/>
                           <w:sz w:val="18"/>
                           <w:szCs w:val="20"/>
-                          <w:lang w:val="en-US"/>
                         </w:rPr>
-                        <w:t>Scopus (n = 21)</w:t>
+                        <w:t>Scopus</w:t>
+                      </w:r>
+                      <w:proofErr w:type="spellEnd"/>
+                      <w:r>
+                        <w:rPr>
+                          <w:rFonts w:ascii="Arial" w:hAnsi="Arial" w:cs="Arial"/>
+                          <w:color w:val="000000" w:themeColor="text1"/>
+                          <w:sz w:val="18"/>
+                          <w:szCs w:val="20"/>
+                        </w:rPr>
+                        <w:t xml:space="preserve"> (n = 21)</w:t>
                       </w:r>
                     </w:p>
                     <w:p>
@@ -9009,7 +9136,6 @@
                                 <w:szCs w:val="18"/>
                               </w:rPr>
                             </w:pPr>
-                            <w:proofErr w:type="spellStart"/>
                             <w:r>
                               <w:rPr>
                                 <w:rFonts w:ascii="Arial" w:hAnsi="Arial" w:cs="Arial"/>
@@ -9020,7 +9146,6 @@
                               </w:rPr>
                               <w:t>Identificación</w:t>
                             </w:r>
-                            <w:proofErr w:type="spellEnd"/>
                           </w:p>
                         </w:txbxContent>
                       </wps:txbx>
@@ -9058,7 +9183,6 @@
                           <w:szCs w:val="18"/>
                         </w:rPr>
                       </w:pPr>
-                      <w:proofErr w:type="spellStart"/>
                       <w:r>
                         <w:rPr>
                           <w:rFonts w:ascii="Arial" w:hAnsi="Arial" w:cs="Arial"/>
@@ -9069,7 +9193,6 @@
                         </w:rPr>
                         <w:t>Identificación</w:t>
                       </w:r>
-                      <w:proofErr w:type="spellEnd"/>
                     </w:p>
                   </w:txbxContent>
                 </v:textbox>
@@ -11062,7 +11185,6 @@
                                 <w:szCs w:val="18"/>
                               </w:rPr>
                             </w:pPr>
-                            <w:proofErr w:type="spellStart"/>
                             <w:r>
                               <w:rPr>
                                 <w:rFonts w:ascii="Arial" w:hAnsi="Arial" w:cs="Arial"/>
@@ -11073,7 +11195,6 @@
                               </w:rPr>
                               <w:t>Incluidos</w:t>
                             </w:r>
-                            <w:proofErr w:type="spellEnd"/>
                           </w:p>
                         </w:txbxContent>
                       </wps:txbx>
@@ -11111,7 +11232,6 @@
                           <w:szCs w:val="18"/>
                         </w:rPr>
                       </w:pPr>
-                      <w:proofErr w:type="spellStart"/>
                       <w:r>
                         <w:rPr>
                           <w:rFonts w:ascii="Arial" w:hAnsi="Arial" w:cs="Arial"/>
@@ -11122,7 +11242,6 @@
                         </w:rPr>
                         <w:t>Incluidos</w:t>
                       </w:r>
-                      <w:proofErr w:type="spellEnd"/>
                     </w:p>
                   </w:txbxContent>
                 </v:textbox>
@@ -11141,8 +11260,6 @@
         <w:spacing w:before="160" w:after="160"/>
         <w:jc w:val="center"/>
       </w:pPr>
-      <w:bookmarkStart w:id="0" w:name="_GoBack"/>
-      <w:bookmarkEnd w:id="0"/>
       <w:r>
         <w:rPr>
           <w:rFonts w:ascii="Times New Roman" w:eastAsia="Times New Roman" w:hAnsi="Times New Roman"/>
@@ -11186,6 +11303,7 @@
           <w:sz w:val="28"/>
           <w:szCs w:val="28"/>
         </w:rPr>
+        <w:lastRenderedPageBreak/>
         <w:t>Tabla de análisis de brechas (Gap Analysis Table)</w:t>
       </w:r>
     </w:p>
@@ -11404,7 +11522,7 @@
                 <w:rFonts w:ascii="Times New Roman" w:eastAsia="Times New Roman" w:hAnsi="Times New Roman"/>
                 <w:sz w:val="17"/>
               </w:rPr>
-              <w:t>Alenezi et al. (2026): reporta que “no compliance breaches were observed” en 4 proyectos empresariales, pero advierte que los hallazgos son “context-specific and derived from a limited number of enterprise projects”.</w:t>
+              <w:t>Alenezi et al. (2026): reporta que “no compliance breaches were observed” en 4 proyectos de una sola corporación (finanzas, salud y analítica); advierte que los hallazgos son “context-specific and derived from a limited number of enterprise projects” y que las fases de requisitos e ingeniería de arquitectura “are mostly conceptual and not extensively addressed”.</w:t>
             </w:r>
           </w:p>
         </w:tc>
@@ -11477,7 +11595,7 @@
                 <w:rFonts w:ascii="Times New Roman" w:eastAsia="Times New Roman" w:hAnsi="Times New Roman"/>
                 <w:sz w:val="17"/>
               </w:rPr>
-              <w:t>Predominan propuestas de arquitectura con validación empírica débil o no declarada; las pocas evaluaciones usan pocos casos y diseños cuasi-experimentales.</w:t>
+              <w:t>Las propuestas se validan sobre todo con simulaciones, bancos de prueba o casos observacionales, y varias no declaran evaluación; la única evaluación pre/post en proyectos reales de desarrollo (#2) usa pocos casos y un diseño cuasi-experimental.</w:t>
             </w:r>
           </w:p>
         </w:tc>
@@ -11489,12 +11607,188 @@
             <w:pPr>
               <w:spacing w:after="40"/>
             </w:pPr>
-            <w:r>
-              <w:rPr>
-                <w:rFonts w:ascii="Times New Roman" w:eastAsia="Times New Roman" w:hAnsi="Times New Roman"/>
-                <w:sz w:val="17"/>
-              </w:rPr>
-              <w:t>Alenezi et al. (2026): resultados “indicative rather than broadly generalizable”, con necesidad de validación cuasi-experimental más sólida. Enyedi (2026): el resumen presenta un diseño de referencia y análisis de vulnerabilidades, sin evaluación empírica declarada. Elsisi et al. (2026), Siddhu et al. (2026) y Karuppuchamy (2026) se titulan “reference architecture” (por confirmar).</w:t>
+            <w:proofErr w:type="spellStart"/>
+            <w:r>
+              <w:rPr>
+                <w:rFonts w:ascii="Times New Roman" w:eastAsia="Times New Roman" w:hAnsi="Times New Roman"/>
+                <w:sz w:val="17"/>
+                <w:lang w:val="en-US"/>
+              </w:rPr>
+              <w:t>Alenezi</w:t>
+            </w:r>
+            <w:proofErr w:type="spellEnd"/>
+            <w:r>
+              <w:rPr>
+                <w:rFonts w:ascii="Times New Roman" w:eastAsia="Times New Roman" w:hAnsi="Times New Roman"/>
+                <w:sz w:val="17"/>
+                <w:lang w:val="en-US"/>
+              </w:rPr>
+              <w:t xml:space="preserve"> et al. (2026): </w:t>
+            </w:r>
+            <w:proofErr w:type="spellStart"/>
+            <w:r>
+              <w:rPr>
+                <w:rFonts w:ascii="Times New Roman" w:eastAsia="Times New Roman" w:hAnsi="Times New Roman"/>
+                <w:sz w:val="17"/>
+                <w:lang w:val="en-US"/>
+              </w:rPr>
+              <w:t>resultados</w:t>
+            </w:r>
+            <w:proofErr w:type="spellEnd"/>
+            <w:r>
+              <w:rPr>
+                <w:rFonts w:ascii="Times New Roman" w:eastAsia="Times New Roman" w:hAnsi="Times New Roman"/>
+                <w:sz w:val="17"/>
+                <w:lang w:val="en-US"/>
+              </w:rPr>
+              <w:t xml:space="preserve"> “indicative rather than broadly generalizable”, con “lack of randomization”; </w:t>
+            </w:r>
+            <w:proofErr w:type="spellStart"/>
+            <w:r>
+              <w:rPr>
+                <w:rFonts w:ascii="Times New Roman" w:eastAsia="Times New Roman" w:hAnsi="Times New Roman"/>
+                <w:sz w:val="17"/>
+                <w:lang w:val="en-US"/>
+              </w:rPr>
+              <w:t>señalan</w:t>
+            </w:r>
+            <w:proofErr w:type="spellEnd"/>
+            <w:r>
+              <w:rPr>
+                <w:rFonts w:ascii="Times New Roman" w:eastAsia="Times New Roman" w:hAnsi="Times New Roman"/>
+                <w:sz w:val="17"/>
+                <w:lang w:val="en-US"/>
+              </w:rPr>
+              <w:t xml:space="preserve"> </w:t>
+            </w:r>
+            <w:proofErr w:type="spellStart"/>
+            <w:r>
+              <w:rPr>
+                <w:rFonts w:ascii="Times New Roman" w:eastAsia="Times New Roman" w:hAnsi="Times New Roman"/>
+                <w:sz w:val="17"/>
+                <w:lang w:val="en-US"/>
+              </w:rPr>
+              <w:t>además</w:t>
+            </w:r>
+            <w:proofErr w:type="spellEnd"/>
+            <w:r>
+              <w:rPr>
+                <w:rFonts w:ascii="Times New Roman" w:eastAsia="Times New Roman" w:hAnsi="Times New Roman"/>
+                <w:sz w:val="17"/>
+                <w:lang w:val="en-US"/>
+              </w:rPr>
+              <w:t xml:space="preserve"> que los </w:t>
+            </w:r>
+            <w:proofErr w:type="spellStart"/>
+            <w:r>
+              <w:rPr>
+                <w:rFonts w:ascii="Times New Roman" w:eastAsia="Times New Roman" w:hAnsi="Times New Roman"/>
+                <w:sz w:val="17"/>
+                <w:lang w:val="en-US"/>
+              </w:rPr>
+              <w:t>marcos</w:t>
+            </w:r>
+            <w:proofErr w:type="spellEnd"/>
+            <w:r>
+              <w:rPr>
+                <w:rFonts w:ascii="Times New Roman" w:eastAsia="Times New Roman" w:hAnsi="Times New Roman"/>
+                <w:sz w:val="17"/>
+                <w:lang w:val="en-US"/>
+              </w:rPr>
+              <w:t xml:space="preserve"> de </w:t>
+            </w:r>
+            <w:proofErr w:type="spellStart"/>
+            <w:r>
+              <w:rPr>
+                <w:rFonts w:ascii="Times New Roman" w:eastAsia="Times New Roman" w:hAnsi="Times New Roman"/>
+                <w:sz w:val="17"/>
+                <w:lang w:val="en-US"/>
+              </w:rPr>
+              <w:t>arquitectura</w:t>
+            </w:r>
+            <w:proofErr w:type="spellEnd"/>
+            <w:r>
+              <w:rPr>
+                <w:rFonts w:ascii="Times New Roman" w:eastAsia="Times New Roman" w:hAnsi="Times New Roman"/>
+                <w:sz w:val="17"/>
+                <w:lang w:val="en-US"/>
+              </w:rPr>
+              <w:t xml:space="preserve"> </w:t>
+            </w:r>
+            <w:proofErr w:type="spellStart"/>
+            <w:r>
+              <w:rPr>
+                <w:rFonts w:ascii="Times New Roman" w:eastAsia="Times New Roman" w:hAnsi="Times New Roman"/>
+                <w:sz w:val="17"/>
+                <w:lang w:val="en-US"/>
+              </w:rPr>
+              <w:t>empresarial</w:t>
+            </w:r>
+            <w:proofErr w:type="spellEnd"/>
+            <w:r>
+              <w:rPr>
+                <w:rFonts w:ascii="Times New Roman" w:eastAsia="Times New Roman" w:hAnsi="Times New Roman"/>
+                <w:sz w:val="17"/>
+                <w:lang w:val="en-US"/>
+              </w:rPr>
+              <w:t xml:space="preserve"> “are described in terms of conceptualization alone but lack empirical validation within any real-life production environments controlled by governance”. Stein (2026): la </w:t>
+            </w:r>
+            <w:proofErr w:type="spellStart"/>
+            <w:r>
+              <w:rPr>
+                <w:rFonts w:ascii="Times New Roman" w:eastAsia="Times New Roman" w:hAnsi="Times New Roman"/>
+                <w:sz w:val="17"/>
+                <w:lang w:val="en-US"/>
+              </w:rPr>
+              <w:t>taxonomía</w:t>
+            </w:r>
+            <w:proofErr w:type="spellEnd"/>
+            <w:r>
+              <w:rPr>
+                <w:rFonts w:ascii="Times New Roman" w:eastAsia="Times New Roman" w:hAnsi="Times New Roman"/>
+                <w:sz w:val="17"/>
+                <w:lang w:val="en-US"/>
+              </w:rPr>
+              <w:t xml:space="preserve"> “awaits empirical validation through controlled deployment studies”. </w:t>
+            </w:r>
+            <w:r>
+              <w:rPr>
+                <w:rFonts w:ascii="Times New Roman" w:eastAsia="Times New Roman" w:hAnsi="Times New Roman"/>
+                <w:sz w:val="17"/>
+              </w:rPr>
+              <w:t xml:space="preserve">Los resúmenes de </w:t>
+            </w:r>
+            <w:proofErr w:type="spellStart"/>
+            <w:r>
+              <w:rPr>
+                <w:rFonts w:ascii="Times New Roman" w:eastAsia="Times New Roman" w:hAnsi="Times New Roman"/>
+                <w:sz w:val="17"/>
+              </w:rPr>
+              <w:t>Enyedi</w:t>
+            </w:r>
+            <w:proofErr w:type="spellEnd"/>
+            <w:r>
+              <w:rPr>
+                <w:rFonts w:ascii="Times New Roman" w:eastAsia="Times New Roman" w:hAnsi="Times New Roman"/>
+                <w:sz w:val="17"/>
+              </w:rPr>
+              <w:t xml:space="preserve"> (2026), </w:t>
+            </w:r>
+            <w:proofErr w:type="spellStart"/>
+            <w:r>
+              <w:rPr>
+                <w:rFonts w:ascii="Times New Roman" w:eastAsia="Times New Roman" w:hAnsi="Times New Roman"/>
+                <w:sz w:val="17"/>
+              </w:rPr>
+              <w:t>Zeydan</w:t>
+            </w:r>
+            <w:proofErr w:type="spellEnd"/>
+            <w:r>
+              <w:rPr>
+                <w:rFonts w:ascii="Times New Roman" w:eastAsia="Times New Roman" w:hAnsi="Times New Roman"/>
+                <w:sz w:val="17"/>
+              </w:rPr>
+              <w:t xml:space="preserve"> y Aydeger (2026) y Joshi (2024) no declaran evaluación empírica; Kushnerov et al. (2026) y Moraes et al. (2026) validan con simulación y conjuntos de prueba; Siddhu et al. (2026) compara contra una línea base en documentos de seguros.</w:t>
             </w:r>
           </w:p>
         </w:tc>
@@ -11611,12 +11905,57 @@
             <w:pPr>
               <w:spacing w:after="40"/>
             </w:pPr>
-            <w:r>
-              <w:rPr>
-                <w:rFonts w:ascii="Times New Roman" w:eastAsia="Times New Roman" w:hAnsi="Times New Roman"/>
-                <w:sz w:val="17"/>
-              </w:rPr>
-              <w:t>Alenezi et al. (2026): proyectos empresariales. Siddhu et al. (2026): seguros de vida, y Do Val Lopes et al. (2026): salud, únicos dominios regulados explícitos. Stein (2026): contextos de negocio. Ninguno de los 10 títulos menciona gobierno digital, sector público ni seguridad social.</w:t>
+            <w:proofErr w:type="spellStart"/>
+            <w:r>
+              <w:rPr>
+                <w:rFonts w:ascii="Times New Roman" w:eastAsia="Times New Roman" w:hAnsi="Times New Roman"/>
+                <w:sz w:val="17"/>
+                <w:lang w:val="en-US"/>
+              </w:rPr>
+              <w:t>Alenezi</w:t>
+            </w:r>
+            <w:proofErr w:type="spellEnd"/>
+            <w:r>
+              <w:rPr>
+                <w:rFonts w:ascii="Times New Roman" w:eastAsia="Times New Roman" w:hAnsi="Times New Roman"/>
+                <w:sz w:val="17"/>
+                <w:lang w:val="en-US"/>
+              </w:rPr>
+              <w:t xml:space="preserve"> et al. (2026): una </w:t>
+            </w:r>
+            <w:proofErr w:type="spellStart"/>
+            <w:r>
+              <w:rPr>
+                <w:rFonts w:ascii="Times New Roman" w:eastAsia="Times New Roman" w:hAnsi="Times New Roman"/>
+                <w:sz w:val="17"/>
+                <w:lang w:val="en-US"/>
+              </w:rPr>
+              <w:t>corporación</w:t>
+            </w:r>
+            <w:proofErr w:type="spellEnd"/>
+            <w:r>
+              <w:rPr>
+                <w:rFonts w:ascii="Times New Roman" w:eastAsia="Times New Roman" w:hAnsi="Times New Roman"/>
+                <w:sz w:val="17"/>
+                <w:lang w:val="en-US"/>
+              </w:rPr>
+              <w:t xml:space="preserve"> “active in the domains of finance, healthcare, and analytics”. </w:t>
+            </w:r>
+            <w:proofErr w:type="spellStart"/>
+            <w:r>
+              <w:rPr>
+                <w:rFonts w:ascii="Times New Roman" w:eastAsia="Times New Roman" w:hAnsi="Times New Roman"/>
+                <w:sz w:val="17"/>
+              </w:rPr>
+              <w:t>Siddhu</w:t>
+            </w:r>
+            <w:proofErr w:type="spellEnd"/>
+            <w:r>
+              <w:rPr>
+                <w:rFonts w:ascii="Times New Roman" w:eastAsia="Times New Roman" w:hAnsi="Times New Roman"/>
+                <w:sz w:val="17"/>
+              </w:rPr>
+              <w:t xml:space="preserve"> et al. (2026): seguros de vida, y Do Val Lopes et al. (2026): salud (Brasil), únicos dominios regulados explícitos. Stein (2026): sus hallazgos “primarily reflect large enterprise contexts”. Ninguno de los 10 estudios (textos completos o resúmenes) menciona gobierno digital, sector público ni seguridad social.</w:t>
             </w:r>
           </w:p>
         </w:tc>
@@ -11689,7 +12028,7 @@
                 <w:rFonts w:ascii="Times New Roman" w:eastAsia="Times New Roman" w:hAnsi="Times New Roman"/>
                 <w:sz w:val="17"/>
               </w:rPr>
-              <w:t>Hay taxonomías de autonomía/riesgo y propuestas de gobernanza, pero no una teoría que vincule los niveles de autonomía de la IA con criterios de conformidad de una arquitectura de referencia (TOGAF/ArchiMate).</w:t>
+              <w:t>En los estudios revisados hay taxonomías de autonomía/riesgo y propuestas de gobernanza, pero no se identificó una teoría que vincule los niveles de autonomía de la IA con criterios de conformidad de una arquitectura de referencia (TOGAF/ArchiMate).</w:t>
             </w:r>
           </w:p>
         </w:tc>
@@ -11706,7 +12045,7 @@
                 <w:rFonts w:ascii="Times New Roman" w:eastAsia="Times New Roman" w:hAnsi="Times New Roman"/>
                 <w:sz w:val="17"/>
               </w:rPr>
-              <w:t>Stein (2026): taxonomía A–D y distinción de la capa D como “a fundamental phase change in system autonomy”; su resumen no la relaciona con marcos de arquitectura empresarial. Karuppuchamy (2026) y Kushnerov et al. (2026) proponen arquitecturas gobernadas/zero-trust (por título), sin mapeo declarado a la conformidad arquitectónica.</w:t>
+              <w:t>Stein (2026): taxonomía A–D, dirigida a arquitectos empresariales y con perspectivas de autonomía técnica y gobernanza de datos, que distingue la capa D como “a fundamental phase change in system autonomy”; no la vincula con criterios de conformidad de una arquitectura de referencia (TOGAF y ArchiMate no aparecen en el texto). Karuppuchamy (2026) propone “autonomía acotada” con políticas y puertas de aprobación, y Kushnerov et al. (2026) autorización continua zero-trust; sus resúmenes no declaran un mapeo a la conformidad arquitectónica.</w:t>
             </w:r>
           </w:p>
         </w:tc>
@@ -11780,7 +12119,7 @@
           <w:sz w:val="20"/>
           <w:lang w:val="en-US"/>
         </w:rPr>
-        <w:t>Agentic artificial intelligence in software engineering: Integration points, architectural frameworks, empirical evaluation, and governance. International Journal of Technology, 17(4). https://ijtech.eng.ui.ac.id/article/view/8380</w:t>
+        <w:t>Agentic artificial intelligence in software engineering: Integration points, architectural frameworks, empirical evaluation, and governance. International Journal of Technology, 17(4), 1245–1262. https://ijtech.eng.ui.ac.id/article/view/8380</w:t>
       </w:r>
     </w:p>
     <w:p>
@@ -11821,7 +12160,7 @@
           <w:sz w:val="20"/>
           <w:lang w:val="en-US"/>
         </w:rPr>
-        <w:t>Do Val Lopes, C. L., Pitta, J. M., Belem, F. M., Alves, G., &amp; Martins, F. V. C. (2026). Engineering AI agents for clinical workflows: A case study in architecture, MLOps, and governance. In Proceedings of the IEEE/ACM 5th International Conference on AI Engineering (CAIN 2026). https://www.scopus.com/pages/publications/105052340880</w:t>
+        <w:t>Do Val Lopes, C. L., Pitta, J. M., Belem, F. M., Alves, G., &amp; Martins, F. V. C. (2026). Engineering AI agents for clinical workflows: A case study in architecture, MLOps, and governance. In 2026 IEEE/ACM 5th International Conference on AI Engineering – Software Engineering for AI (CAIN ’26). https://doi.org/10.1145/3793653.3793774</w:t>
       </w:r>
     </w:p>
     <w:p>
@@ -11862,8 +12201,7 @@
           <w:sz w:val="20"/>
           <w:lang w:val="en-US"/>
         </w:rPr>
-        <w:lastRenderedPageBreak/>
-        <w:t>Enyedi, S. (2026). Human-certified module repositories for the AI age. In IEEE International Conference on Automation, Quality and Testing, Robotics (AQTR 2026). https://arxiv.org/abs/2603.02512</w:t>
+        <w:t>Enyedi, S. (2026). Human-certified module repositories for the AI age. In 2026 IEEE International Conference on Automation, Quality and Testing, Robotics (AQTR). https://doi.org/10.1109/AQTR70159.2026.11577868</w:t>
       </w:r>
     </w:p>
     <w:p>
@@ -11880,7 +12218,7 @@
           <w:sz w:val="20"/>
           <w:lang w:val="en-US"/>
         </w:rPr>
-        <w:t>Joshi, H. (2024). Secure software architecture for enterprise generative artificial intelligence. In International Scientific and Technical Conference on Computer Sciences and Information Technologies. https://www.scopus.com/pages/publications/105005829833</w:t>
+        <w:t>Joshi, H. (2024). Secure software architecture for enterprise generative artificial intelligence. In 2024 IEEE 19th International Conference on Computer Science and Information Technologies (CSIT). https://doi.org/10.1109/CSIT65290.2024.10982676</w:t>
       </w:r>
     </w:p>
     <w:p>
@@ -11914,7 +12252,7 @@
           <w:sz w:val="20"/>
           <w:lang w:val="en-US"/>
         </w:rPr>
-        <w:t>Kushnerov, O., Sokol, V., Akhiiezer, O., … Nadtochyi, M., &amp; Balagura, D. (2026). Zero-trust conceptual architecture for secure integration of large language models and autonomous AI agents. In ICHORA 2026 (8th International Congress on Human-Computer Interaction, Optimization and Robotic Applications). https://www.scopus.com/pages/publications/105042030100</w:t>
+        <w:t>Kushnerov, O., Sokol, V., Akhiiezer, O., … Nadtochyi, M., &amp; Balagura, D. (2026). Zero-trust conceptual architecture for secure integration of large language models and autonomous AI agents. In ICHORA 2026 (8th International Congress on Human-Computer Interaction, Optimization and Robotic Applications). https://doi.org/10.1109/ICHORA69329.2026.11537001</w:t>
       </w:r>
     </w:p>
     <w:p>
@@ -11938,7 +12276,7 @@
           <w:sz w:val="20"/>
           <w:lang w:val="en-US"/>
         </w:rPr>
-        <w:t>Safeguarding big data question-answering systems with a two-layer input guardrails. In Proceedings of the International Conference on Enterprise Information Systems (ICEIS 2026), Vol. 1. https://www.scopus.com/pages/publications/105044791237</w:t>
+        <w:t>Safeguarding big data question-answering systems with a two-layer input guardrails. In Proceedings of the 28th International Conference on Enterprise Information Systems (ICEIS 2026), Vol. 1, pp. 819–829. https://doi.org/10.5220/0014692300004018</w:t>
       </w:r>
     </w:p>
     <w:p>
@@ -11972,7 +12310,7 @@
           <w:sz w:val="20"/>
           <w:lang w:val="en-US"/>
         </w:rPr>
-        <w:t>Siddhu, H. S., Pappu, K., &amp; Thanvi, Y. S. (2026). Compliance-aware generative AI for life insurance document synthesis: A reference architecture. In 2026 International Conference on Artificial Intelligence Systems and Emerging Technologies (ICAISET 2026). https://www.scopus.com/pages/publications/105042158521</w:t>
+        <w:t>Siddhu, H. S., Pappu, K., &amp; Thanvi, Y. S. (2026). Compliance-aware generative AI for life insurance document synthesis: A reference architecture. In 2026 International Conference on Artificial Intelligence, Systems, and Emerging Technologies (ICAISET). https://doi.org/10.1109/ICAISET66439.2026.11541931</w:t>
       </w:r>
     </w:p>
     <w:p>
@@ -12006,7 +12344,7 @@
           <w:sz w:val="20"/>
           <w:lang w:val="en-US"/>
         </w:rPr>
-        <w:t>Zeydan, E., &amp; Aydeger, A. (2026). Bias-free and auto-evolving generative AI: Design principles, architectures, and reinforcement integration. In Proceedings of the IEEE Consumer Communications and Networking Conference (CCNC 2026). https://www.scopus.com/pages/publications/105034149112</w:t>
+        <w:t>Zeydan, E., &amp; Aydeger, A. (2026). Bias-free and auto-evolving generative AI: Design principles, architectures, and reinforcement integration. In 2026 IEEE 23rd Consumer Communications &amp; Networking Conference (CCNC). https://doi.org/10.1109/CCNC65079.2026.11366270</w:t>
       </w:r>
     </w:p>
     <w:sectPr>
